--- a/Flexibility factor/Flexibility Factor.docx
+++ b/Flexibility factor/Flexibility Factor.docx
@@ -630,13 +630,7 @@
         <w:pStyle w:val="Style3"/>
       </w:pPr>
       <w:r>
-        <w:t>Flexibility</w:t>
-      </w:r>
-      <w:r>
-        <w:t xml:space="preserve"> </w:t>
-      </w:r>
-      <w:r>
-        <w:t>Factor</w:t>
+        <w:t>Flexibility Factor</w:t>
       </w:r>
       <w:r>
         <w:t>:</w:t>
@@ -655,13 +649,8 @@
         <w:jc w:val="both"/>
       </w:pPr>
       <w:r>
-        <w:t xml:space="preserve">Ability to shift the energy use during time with high prices to low energy price </w:t>
-      </w:r>
-      <w:proofErr w:type="gramStart"/>
-      <w:r>
-        <w:t>periods</w:t>
-      </w:r>
-      <w:proofErr w:type="gramEnd"/>
+        <w:t>Ability to shift the energy use during time with high prices to low energy price periods</w:t>
+      </w:r>
     </w:p>
     <w:p>
       <w:r>
@@ -695,13 +684,7 @@
           <w:rPr>
             <w:rFonts w:ascii="Cambria Math" w:hAnsi="Cambria Math"/>
           </w:rPr>
-          <m:t>≤</m:t>
-        </m:r>
-        <m:r>
-          <w:rPr>
-            <w:rFonts w:ascii="Cambria Math" w:hAnsi="Cambria Math"/>
-          </w:rPr>
-          <m:t>FF=</m:t>
+          <m:t>≤FF=</m:t>
         </m:r>
         <m:f>
           <m:fPr>
@@ -787,13 +770,7 @@
                   <w:rPr>
                     <w:rFonts w:ascii="Cambria Math" w:hAnsi="Cambria Math" w:cs="Cambria Math"/>
                   </w:rPr>
-                  <m:t>h</m:t>
-                </m:r>
-                <m:r>
-                  <w:rPr>
-                    <w:rFonts w:ascii="Cambria Math" w:hAnsi="Cambria Math" w:cs="Cambria Math"/>
-                  </w:rPr>
-                  <m:t>pt</m:t>
+                  <m:t>hpt</m:t>
                 </m:r>
               </m:sub>
               <m:sup/>
@@ -972,15 +949,7 @@
         </w:numPr>
       </w:pPr>
       <w:r>
-        <w:t xml:space="preserve">Gives a quick indication of when heating energy is </w:t>
-      </w:r>
-      <w:proofErr w:type="gramStart"/>
-      <w:r>
-        <w:t>consumed</w:t>
-      </w:r>
-      <w:proofErr w:type="gramEnd"/>
-      <w:r>
-        <w:t xml:space="preserve"> </w:t>
+        <w:t xml:space="preserve">Gives a quick indication of when heating energy is consumed </w:t>
       </w:r>
     </w:p>
     <w:p>
@@ -1055,23 +1024,7 @@
         <w:jc w:val="both"/>
       </w:pPr>
       <w:r>
-        <w:t xml:space="preserve">The flexibility factor (FF, Equation (20)) is defined as the ability to shift energy use from periods with high energy prices to periods with low energy prices [25]. It gives </w:t>
-      </w:r>
-      <w:proofErr w:type="gramStart"/>
-      <w:r>
-        <w:t>an indication</w:t>
-      </w:r>
-      <w:proofErr w:type="gramEnd"/>
-      <w:r>
-        <w:t xml:space="preserve"> of when energy is consumed. </w:t>
-      </w:r>
-      <w:proofErr w:type="gramStart"/>
-      <w:r>
-        <w:t>In particular, if</w:t>
-      </w:r>
-      <w:proofErr w:type="gramEnd"/>
-      <w:r>
-        <w:t xml:space="preserve"> no demand load occurs during low price time its value is </w:t>
+        <w:t xml:space="preserve">The flexibility factor (FF, Equation (20)) is defined as the ability to shift energy use from periods with high energy prices to periods with low energy prices [25]. It gives an indication of when energy is consumed. In particular, if no demand load occurs during low price time its value is </w:t>
       </w:r>
       <w:r>
         <w:rPr>
@@ -1089,15 +1042,7 @@
         <w:t>if no demand load occurs during high price time its value is 1</w:t>
       </w:r>
       <w:r>
-        <w:t xml:space="preserve"> and if demand load is similar during both price time its value is 0. It can be used to quantify the </w:t>
-      </w:r>
-      <w:proofErr w:type="gramStart"/>
-      <w:r>
-        <w:t>energy</w:t>
-      </w:r>
-      <w:proofErr w:type="gramEnd"/>
-      <w:r>
-        <w:t xml:space="preserve"> can be shifted in terms of heat stored by thermal mass.</w:t>
+        <w:t xml:space="preserve"> and if demand load is similar during both price time its value is 0. It can be used to quantify the energy can be shifted in terms of heat stored by thermal mass.</w:t>
       </w:r>
     </w:p>
     <w:p>
@@ -1143,21 +1088,8 @@
         <w:lastRenderedPageBreak/>
         <w:t xml:space="preserve">We might have </w:t>
       </w:r>
-      <w:proofErr w:type="spellStart"/>
-      <w:r>
-        <w:t>lpt</w:t>
-      </w:r>
-      <w:proofErr w:type="spellEnd"/>
-      <w:r>
-        <w:t xml:space="preserve"> with different prices the same as </w:t>
-      </w:r>
-      <w:proofErr w:type="spellStart"/>
-      <w:r>
-        <w:t>hpt</w:t>
-      </w:r>
-      <w:proofErr w:type="spellEnd"/>
-      <w:r>
-        <w:t xml:space="preserve">. </w:t>
+      <w:r>
+        <w:t xml:space="preserve">lpt with different prices the same as hpt. </w:t>
       </w:r>
       <w:r>
         <w:t xml:space="preserve">Is it different if we shift all the consumption to the lowest price or just </w:t>
@@ -1179,53 +1111,16 @@
         <w:jc w:val="both"/>
       </w:pPr>
       <w:r>
-        <w:t xml:space="preserve">How do we categorize </w:t>
-      </w:r>
-      <w:proofErr w:type="spellStart"/>
-      <w:r>
-        <w:t>lpt</w:t>
-      </w:r>
-      <w:proofErr w:type="spellEnd"/>
-      <w:r>
-        <w:t xml:space="preserve"> and </w:t>
-      </w:r>
-      <w:proofErr w:type="spellStart"/>
-      <w:r>
-        <w:t>hpt</w:t>
-      </w:r>
-      <w:proofErr w:type="spellEnd"/>
-      <w:r>
-        <w:t>?</w:t>
-      </w:r>
-      <w:r>
-        <w:t xml:space="preserve"> How </w:t>
-      </w:r>
-      <w:proofErr w:type="gramStart"/>
-      <w:r>
-        <w:t>the</w:t>
-      </w:r>
-      <w:proofErr w:type="gramEnd"/>
-      <w:r>
-        <w:t xml:space="preserve"> </w:t>
+        <w:t>How do we categorize lpt and hpt?</w:t>
+      </w:r>
+      <w:r>
+        <w:t xml:space="preserve"> How the </w:t>
       </w:r>
       <w:r>
         <w:t xml:space="preserve">prices of </w:t>
       </w:r>
-      <w:proofErr w:type="spellStart"/>
-      <w:r>
-        <w:t>lpt</w:t>
-      </w:r>
-      <w:proofErr w:type="spellEnd"/>
-      <w:r>
-        <w:t xml:space="preserve"> and </w:t>
-      </w:r>
-      <w:proofErr w:type="spellStart"/>
-      <w:r>
-        <w:t>hpt</w:t>
-      </w:r>
-      <w:proofErr w:type="spellEnd"/>
-      <w:r>
-        <w:t xml:space="preserve"> change</w:t>
+      <w:r>
+        <w:t>lpt and hpt change</w:t>
       </w:r>
       <w:r>
         <w:t>?</w:t>
@@ -1243,13 +1138,8 @@
       <w:r>
         <w:t xml:space="preserve">What is the </w:t>
       </w:r>
-      <w:proofErr w:type="gramStart"/>
-      <w:r>
-        <w:t>time frame</w:t>
-      </w:r>
-      <w:proofErr w:type="gramEnd"/>
-      <w:r>
-        <w:t xml:space="preserve"> for calculating </w:t>
+      <w:r>
+        <w:t xml:space="preserve">time frame for calculating </w:t>
       </w:r>
       <w:r>
         <w:t>FF? Yearly, daily or average basis?</w:t>
@@ -1362,7 +1252,6 @@
         </w:rPr>
         <w:t xml:space="preserve">be </w:t>
       </w:r>
-      <w:proofErr w:type="gramStart"/>
       <w:r>
         <w:rPr>
           <w:b/>
@@ -1379,7 +1268,6 @@
         </w:rPr>
         <w:t>ed</w:t>
       </w:r>
-      <w:proofErr w:type="gramEnd"/>
     </w:p>
     <w:p>
       <w:pPr>
@@ -1393,11 +1281,9 @@
       <w:r>
         <w:t xml:space="preserve">We need to add generation and ESS effects to this </w:t>
       </w:r>
-      <w:proofErr w:type="gramStart"/>
       <w:r>
         <w:t>formula</w:t>
       </w:r>
-      <w:proofErr w:type="gramEnd"/>
     </w:p>
     <w:p/>
     <w:p>
@@ -1435,16 +1321,8 @@
           <w:numId w:val="17"/>
         </w:numPr>
       </w:pPr>
-      <w:proofErr w:type="gramStart"/>
-      <w:r>
-        <w:t>T</w:t>
-      </w:r>
-      <w:r>
-        <w:t>ime frame</w:t>
-      </w:r>
-      <w:proofErr w:type="gramEnd"/>
-      <w:r>
-        <w:t>:</w:t>
+      <w:r>
+        <w:t>Time frame:</w:t>
       </w:r>
     </w:p>
     <w:p>
@@ -1463,15 +1341,7 @@
         <w:t>Daily</w:t>
       </w:r>
       <w:r>
-        <w:t xml:space="preserve">, for </w:t>
-      </w:r>
-      <w:proofErr w:type="gramStart"/>
-      <w:r>
-        <w:t>some</w:t>
-      </w:r>
-      <w:proofErr w:type="gramEnd"/>
-      <w:r>
-        <w:t xml:space="preserve"> representative days</w:t>
+        <w:t>, for some representative days</w:t>
       </w:r>
     </w:p>
     <w:p>
@@ -1485,7 +1355,6 @@
       <w:r>
         <w:t xml:space="preserve">Prices higher than median: </w:t>
       </w:r>
-      <w:proofErr w:type="spellStart"/>
       <w:r>
         <w:rPr>
           <w:i/>
@@ -1493,7 +1362,6 @@
         </w:rPr>
         <w:t>hpt</w:t>
       </w:r>
-      <w:proofErr w:type="spellEnd"/>
     </w:p>
     <w:p>
       <w:pPr>
@@ -1513,7 +1381,6 @@
       <w:r>
         <w:t xml:space="preserve"> </w:t>
       </w:r>
-      <w:proofErr w:type="spellStart"/>
       <w:r>
         <w:rPr>
           <w:i/>
@@ -1521,7 +1388,6 @@
         </w:rPr>
         <w:t>lpt</w:t>
       </w:r>
-      <w:proofErr w:type="spellEnd"/>
     </w:p>
     <w:p>
       <w:pPr>
@@ -1854,7 +1720,80 @@
     </w:p>
     <w:p>
       <w:pPr>
+        <w:pStyle w:val="ListParagraph"/>
+        <w:numPr>
+          <w:ilvl w:val="0"/>
+          <w:numId w:val="23"/>
+        </w:numPr>
+      </w:pPr>
+      <w:r>
+        <w:t xml:space="preserve">Adding </w:t>
+      </w:r>
+      <w:r>
+        <w:t xml:space="preserve">hourly </w:t>
+      </w:r>
+      <w:r>
+        <w:t>price</w:t>
+      </w:r>
+      <m:oMath>
+        <m:r>
+          <w:rPr>
+            <w:rFonts w:ascii="Cambria Math" w:hAnsi="Cambria Math"/>
+          </w:rPr>
+          <m:t xml:space="preserve"> </m:t>
+        </m:r>
+        <m:sSub>
+          <m:sSubPr>
+            <m:ctrlPr>
+              <w:rPr>
+                <w:rFonts w:ascii="Cambria Math" w:hAnsi="Cambria Math"/>
+              </w:rPr>
+            </m:ctrlPr>
+          </m:sSubPr>
+          <m:e>
+            <m:r>
+              <w:rPr>
+                <w:rFonts w:ascii="Cambria Math" w:hAnsi="Cambria Math"/>
+              </w:rPr>
+              <m:t>P</m:t>
+            </m:r>
+          </m:e>
+          <m:sub>
+            <m:r>
+              <w:rPr>
+                <w:rFonts w:ascii="Cambria Math" w:hAnsi="Cambria Math"/>
+              </w:rPr>
+              <m:t>t</m:t>
+            </m:r>
+          </m:sub>
+        </m:sSub>
+      </m:oMath>
+      <w:r>
+        <w:rPr>
+          <w:rFonts w:eastAsiaTheme="minorEastAsia"/>
+        </w:rPr>
+        <w:t xml:space="preserve"> to </w:t>
+      </w:r>
+      <w:r>
+        <w:rPr>
+          <w:rFonts w:eastAsiaTheme="minorEastAsia"/>
+        </w:rPr>
+        <w:t xml:space="preserve">the main FF </w:t>
+      </w:r>
+      <w:r>
+        <w:rPr>
+          <w:rFonts w:eastAsiaTheme="minorEastAsia"/>
+        </w:rPr>
+        <w:t>(1)</w:t>
+      </w:r>
+    </w:p>
+    <w:p>
+      <w:pPr>
         <w:pStyle w:val="Style7"/>
+        <w:rPr>
+          <w:rFonts w:ascii="Times New Roman" w:eastAsiaTheme="minorEastAsia" w:hAnsi="Times New Roman"/>
+          <w:i w:val="0"/>
+        </w:rPr>
       </w:pPr>
       <m:oMath>
         <m:sSub>
@@ -2133,281 +2072,21 @@
     </w:p>
     <w:p>
       <w:pPr>
-        <w:pStyle w:val="Style7"/>
-      </w:pPr>
-      <m:oMath>
-        <m:sSub>
-          <m:sSubPr>
-            <m:ctrlPr/>
-          </m:sSubPr>
-          <m:e>
-            <m:r>
-              <m:t>FF</m:t>
-            </m:r>
-          </m:e>
-          <m:sub>
-            <m:sSub>
-              <m:sSubPr>
-                <m:ctrlPr/>
-              </m:sSubPr>
-              <m:e>
-                <m:r>
-                  <m:t>q</m:t>
-                </m:r>
-              </m:e>
-              <m:sub>
-                <m:r>
-                  <m:t>h</m:t>
-                </m:r>
-              </m:sub>
-            </m:sSub>
-          </m:sub>
-        </m:sSub>
-        <m:r>
-          <m:t>=</m:t>
-        </m:r>
-        <m:f>
-          <m:fPr>
-            <m:ctrlPr/>
-          </m:fPr>
-          <m:num>
-            <m:nary>
-              <m:naryPr>
-                <m:limLoc m:val="subSup"/>
-                <m:ctrlPr/>
-              </m:naryPr>
-              <m:sub>
-                <m:r>
-                  <m:t>lpt</m:t>
-                </m:r>
-              </m:sub>
-              <m:sup/>
-              <m:e>
-                <m:sSub>
-                  <m:sSubPr>
-                    <m:ctrlPr/>
-                  </m:sSubPr>
-                  <m:e>
-                    <m:r>
-                      <m:t>P</m:t>
-                    </m:r>
-                  </m:e>
-                  <m:sub>
-                    <m:r>
-                      <m:t>t</m:t>
-                    </m:r>
-                  </m:sub>
-                </m:sSub>
-                <m:r>
-                  <m:t>.</m:t>
-                </m:r>
-                <m:sSub>
-                  <m:sSubPr>
-                    <m:ctrlPr/>
-                  </m:sSubPr>
-                  <m:e>
-                    <m:r>
-                      <m:t>q</m:t>
-                    </m:r>
-                  </m:e>
-                  <m:sub>
-                    <m:r>
-                      <m:t>h,t</m:t>
-                    </m:r>
-                  </m:sub>
-                </m:sSub>
-                <m:r>
-                  <m:t>dt</m:t>
-                </m:r>
-              </m:e>
-            </m:nary>
-            <m:r>
-              <m:t>-</m:t>
-            </m:r>
-            <m:nary>
-              <m:naryPr>
-                <m:limLoc m:val="subSup"/>
-                <m:ctrlPr/>
-              </m:naryPr>
-              <m:sub>
-                <m:r>
-                  <m:t>hpt</m:t>
-                </m:r>
-              </m:sub>
-              <m:sup/>
-              <m:e>
-                <m:sSub>
-                  <m:sSubPr>
-                    <m:ctrlPr/>
-                  </m:sSubPr>
-                  <m:e>
-                    <m:r>
-                      <m:t>P</m:t>
-                    </m:r>
-                  </m:e>
-                  <m:sub>
-                    <m:r>
-                      <m:t>t</m:t>
-                    </m:r>
-                  </m:sub>
-                </m:sSub>
-                <m:r>
-                  <m:t>.</m:t>
-                </m:r>
-                <m:sSub>
-                  <m:sSubPr>
-                    <m:ctrlPr/>
-                  </m:sSubPr>
-                  <m:e>
-                    <m:r>
-                      <m:t>q</m:t>
-                    </m:r>
-                  </m:e>
-                  <m:sub>
-                    <m:r>
-                      <m:t>h,t</m:t>
-                    </m:r>
-                  </m:sub>
-                </m:sSub>
-                <m:r>
-                  <m:t>dt</m:t>
-                </m:r>
-              </m:e>
-            </m:nary>
-          </m:num>
-          <m:den>
-            <m:nary>
-              <m:naryPr>
-                <m:limLoc m:val="subSup"/>
-                <m:ctrlPr/>
-              </m:naryPr>
-              <m:sub>
-                <m:r>
-                  <m:t>lpt</m:t>
-                </m:r>
-              </m:sub>
-              <m:sup/>
-              <m:e>
-                <m:sSub>
-                  <m:sSubPr>
-                    <m:ctrlPr/>
-                  </m:sSubPr>
-                  <m:e>
-                    <m:r>
-                      <m:t>P</m:t>
-                    </m:r>
-                  </m:e>
-                  <m:sub>
-                    <m:r>
-                      <m:t>t</m:t>
-                    </m:r>
-                  </m:sub>
-                </m:sSub>
-                <m:r>
-                  <m:t>.</m:t>
-                </m:r>
-                <m:sSub>
-                  <m:sSubPr>
-                    <m:ctrlPr/>
-                  </m:sSubPr>
-                  <m:e>
-                    <m:r>
-                      <m:t>q</m:t>
-                    </m:r>
-                  </m:e>
-                  <m:sub>
-                    <m:r>
-                      <m:t>h,t</m:t>
-                    </m:r>
-                  </m:sub>
-                </m:sSub>
-                <m:r>
-                  <m:t>dt</m:t>
-                </m:r>
-              </m:e>
-            </m:nary>
-            <m:r>
-              <m:t>+</m:t>
-            </m:r>
-            <m:nary>
-              <m:naryPr>
-                <m:limLoc m:val="subSup"/>
-                <m:ctrlPr/>
-              </m:naryPr>
-              <m:sub>
-                <m:r>
-                  <m:t>hpt</m:t>
-                </m:r>
-              </m:sub>
-              <m:sup/>
-              <m:e>
-                <m:sSub>
-                  <m:sSubPr>
-                    <m:ctrlPr/>
-                  </m:sSubPr>
-                  <m:e>
-                    <m:r>
-                      <m:t>P</m:t>
-                    </m:r>
-                  </m:e>
-                  <m:sub>
-                    <m:r>
-                      <m:t>t</m:t>
-                    </m:r>
-                  </m:sub>
-                </m:sSub>
-                <m:r>
-                  <m:t>.</m:t>
-                </m:r>
-                <m:sSub>
-                  <m:sSubPr>
-                    <m:ctrlPr/>
-                  </m:sSubPr>
-                  <m:e>
-                    <m:r>
-                      <m:t>q</m:t>
-                    </m:r>
-                  </m:e>
-                  <m:sub>
-                    <m:r>
-                      <m:t>h,t</m:t>
-                    </m:r>
-                  </m:sub>
-                </m:sSub>
-                <m:r>
-                  <m:t>dt</m:t>
-                </m:r>
-              </m:e>
-            </m:nary>
-          </m:den>
-        </m:f>
-      </m:oMath>
-      <w:r>
-        <w:rPr>
-          <w:rFonts w:eastAsiaTheme="minorEastAsia"/>
-        </w:rPr>
-        <w:tab/>
-      </w:r>
-      <w:r>
-        <w:rPr>
-          <w:rFonts w:ascii="Times New Roman" w:eastAsiaTheme="minorEastAsia" w:hAnsi="Times New Roman"/>
-          <w:i w:val="0"/>
-        </w:rPr>
-        <w:t>(</w:t>
-      </w:r>
-      <w:r>
-        <w:rPr>
-          <w:rFonts w:ascii="Times New Roman" w:eastAsiaTheme="minorEastAsia" w:hAnsi="Times New Roman"/>
-          <w:i w:val="0"/>
-        </w:rPr>
-        <w:t>3</w:t>
-      </w:r>
-      <w:r>
-        <w:rPr>
-          <w:rFonts w:ascii="Times New Roman" w:eastAsiaTheme="minorEastAsia" w:hAnsi="Times New Roman"/>
-          <w:i w:val="0"/>
-        </w:rPr>
-        <w:t>)</w:t>
+        <w:pStyle w:val="ListParagraph"/>
+        <w:numPr>
+          <w:ilvl w:val="0"/>
+          <w:numId w:val="23"/>
+        </w:numPr>
+        <w:jc w:val="both"/>
+      </w:pPr>
+      <w:r>
+        <w:t xml:space="preserve">Replacing consumption with net energy balance to consider impacts of </w:t>
+      </w:r>
+      <w:r>
+        <w:t>generation</w:t>
+      </w:r>
+      <w:r>
+        <w:t xml:space="preserve">, consumption and ESS </w:t>
       </w:r>
     </w:p>
     <w:p>
@@ -2553,13 +2232,7 @@
                       <w:rPr>
                         <w:rFonts w:ascii="Cambria Math" w:hAnsi="Cambria Math" w:cs="Cambria Math"/>
                       </w:rPr>
-                      <m:t>∆</m:t>
-                    </m:r>
-                    <m:r>
-                      <w:rPr>
-                        <w:rFonts w:ascii="Cambria Math" w:hAnsi="Cambria Math" w:cs="Cambria Math"/>
-                      </w:rPr>
-                      <m:t>,t</m:t>
+                      <m:t>∆,t</m:t>
                     </m:r>
                   </m:sub>
                 </m:sSub>
@@ -2848,7 +2521,19 @@
           <w:rFonts w:eastAsiaTheme="minorEastAsia"/>
         </w:rPr>
         <w:tab/>
-        <w:t>(4)</w:t>
+        <w:t>(</w:t>
+      </w:r>
+      <w:r>
+        <w:rPr>
+          <w:rFonts w:eastAsiaTheme="minorEastAsia"/>
+        </w:rPr>
+        <w:t>3-a</w:t>
+      </w:r>
+      <w:r>
+        <w:rPr>
+          <w:rFonts w:eastAsiaTheme="minorEastAsia"/>
+        </w:rPr>
+        <w:t>)</w:t>
       </w:r>
     </w:p>
     <w:p>
@@ -3026,15 +2711,7 @@
                         <w:sz w:val="20"/>
                         <w:szCs w:val="20"/>
                       </w:rPr>
-                      <m:t>h</m:t>
-                    </m:r>
-                    <m:r>
-                      <w:rPr>
-                        <w:rFonts w:ascii="Cambria Math" w:hAnsi="Cambria Math" w:cs="Cambria Math"/>
-                        <w:sz w:val="20"/>
-                        <w:szCs w:val="20"/>
-                      </w:rPr>
-                      <m:t>,t</m:t>
+                      <m:t>h,t</m:t>
                     </m:r>
                   </m:sub>
                 </m:sSub>
@@ -3147,15 +2824,7 @@
                         <w:sz w:val="20"/>
                         <w:szCs w:val="20"/>
                       </w:rPr>
-                      <m:t>h</m:t>
-                    </m:r>
-                    <m:r>
-                      <w:rPr>
-                        <w:rFonts w:ascii="Cambria Math" w:hAnsi="Cambria Math" w:cs="Cambria Math"/>
-                        <w:sz w:val="20"/>
-                        <w:szCs w:val="20"/>
-                      </w:rPr>
-                      <m:t>,t</m:t>
+                      <m:t>h,t</m:t>
                     </m:r>
                   </m:sub>
                 </m:sSub>
@@ -3501,15 +3170,7 @@
                         <w:sz w:val="20"/>
                         <w:szCs w:val="20"/>
                       </w:rPr>
-                      <m:t>ESS</m:t>
-                    </m:r>
-                    <m:r>
-                      <w:rPr>
-                        <w:rFonts w:ascii="Cambria Math" w:hAnsi="Cambria Math" w:cs="Cambria Math"/>
-                        <w:sz w:val="20"/>
-                        <w:szCs w:val="20"/>
-                      </w:rPr>
-                      <m:t>,t</m:t>
+                      <m:t>ESS,t</m:t>
                     </m:r>
                   </m:sub>
                 </m:sSub>
@@ -3622,15 +3283,7 @@
                         <w:sz w:val="20"/>
                         <w:szCs w:val="20"/>
                       </w:rPr>
-                      <m:t>ESS</m:t>
-                    </m:r>
-                    <m:r>
-                      <w:rPr>
-                        <w:rFonts w:ascii="Cambria Math" w:hAnsi="Cambria Math" w:cs="Cambria Math"/>
-                        <w:sz w:val="20"/>
-                        <w:szCs w:val="20"/>
-                      </w:rPr>
-                      <m:t>,t</m:t>
+                      <m:t>ESS,t</m:t>
                     </m:r>
                   </m:sub>
                 </m:sSub>
@@ -3976,15 +3629,7 @@
                         <w:sz w:val="20"/>
                         <w:szCs w:val="20"/>
                       </w:rPr>
-                      <m:t>Gen</m:t>
-                    </m:r>
-                    <m:r>
-                      <w:rPr>
-                        <w:rFonts w:ascii="Cambria Math" w:hAnsi="Cambria Math" w:cs="Cambria Math"/>
-                        <w:sz w:val="20"/>
-                        <w:szCs w:val="20"/>
-                      </w:rPr>
-                      <m:t>,t</m:t>
+                      <m:t>Gen,t</m:t>
                     </m:r>
                   </m:sub>
                 </m:sSub>
@@ -4097,15 +3742,7 @@
                         <w:sz w:val="20"/>
                         <w:szCs w:val="20"/>
                       </w:rPr>
-                      <m:t>Gen</m:t>
-                    </m:r>
-                    <m:r>
-                      <w:rPr>
-                        <w:rFonts w:ascii="Cambria Math" w:hAnsi="Cambria Math" w:cs="Cambria Math"/>
-                        <w:sz w:val="20"/>
-                        <w:szCs w:val="20"/>
-                      </w:rPr>
-                      <m:t>,t</m:t>
+                      <m:t>Gen,t</m:t>
                     </m:r>
                   </m:sub>
                 </m:sSub>
@@ -5020,15 +4657,7 @@
                         <w:sz w:val="20"/>
                         <w:szCs w:val="20"/>
                       </w:rPr>
-                      <m:t>ESS</m:t>
-                    </m:r>
-                    <m:r>
-                      <w:rPr>
-                        <w:rFonts w:ascii="Cambria Math" w:hAnsi="Cambria Math" w:cs="Cambria Math"/>
-                        <w:sz w:val="20"/>
-                        <w:szCs w:val="20"/>
-                      </w:rPr>
-                      <m:t>,t</m:t>
+                      <m:t>ESS,t</m:t>
                     </m:r>
                   </m:sub>
                 </m:sSub>
@@ -5141,15 +4770,7 @@
                         <w:sz w:val="20"/>
                         <w:szCs w:val="20"/>
                       </w:rPr>
-                      <m:t>ESS</m:t>
-                    </m:r>
-                    <m:r>
-                      <w:rPr>
-                        <w:rFonts w:ascii="Cambria Math" w:hAnsi="Cambria Math" w:cs="Cambria Math"/>
-                        <w:sz w:val="20"/>
-                        <w:szCs w:val="20"/>
-                      </w:rPr>
-                      <m:t>,t</m:t>
+                      <m:t>ESS,t</m:t>
                     </m:r>
                   </m:sub>
                 </m:sSub>
@@ -5550,15 +5171,7 @@
                         <w:sz w:val="20"/>
                         <w:szCs w:val="20"/>
                       </w:rPr>
-                      <m:t>Gen</m:t>
-                    </m:r>
-                    <m:r>
-                      <w:rPr>
-                        <w:rFonts w:ascii="Cambria Math" w:hAnsi="Cambria Math" w:cs="Cambria Math"/>
-                        <w:sz w:val="20"/>
-                        <w:szCs w:val="20"/>
-                      </w:rPr>
-                      <m:t>,t</m:t>
+                      <m:t>Gen,t</m:t>
                     </m:r>
                   </m:sub>
                 </m:sSub>
@@ -5671,15 +5284,7 @@
                         <w:sz w:val="20"/>
                         <w:szCs w:val="20"/>
                       </w:rPr>
-                      <m:t>Gen</m:t>
-                    </m:r>
-                    <m:r>
-                      <w:rPr>
-                        <w:rFonts w:ascii="Cambria Math" w:hAnsi="Cambria Math" w:cs="Cambria Math"/>
-                        <w:sz w:val="20"/>
-                        <w:szCs w:val="20"/>
-                      </w:rPr>
-                      <m:t>,t</m:t>
+                      <m:t>Gen,t</m:t>
                     </m:r>
                   </m:sub>
                 </m:sSub>
@@ -6068,13 +5673,7 @@
                   <w:rPr>
                     <w:rFonts w:ascii="Cambria Math" w:hAnsi="Cambria Math" w:cs="Cambria Math"/>
                   </w:rPr>
-                  <m:t>q</m:t>
-                </m:r>
-                <m:r>
-                  <w:rPr>
-                    <w:rFonts w:ascii="Cambria Math" w:hAnsi="Cambria Math" w:cs="Cambria Math"/>
-                  </w:rPr>
-                  <m:t>ESS</m:t>
+                  <m:t>qESS</m:t>
                 </m:r>
               </m:sub>
             </m:sSub>
@@ -6151,13 +5750,7 @@
                   <w:rPr>
                     <w:rFonts w:ascii="Cambria Math" w:hAnsi="Cambria Math" w:cs="Cambria Math"/>
                   </w:rPr>
-                  <m:t>q</m:t>
-                </m:r>
-                <m:r>
-                  <w:rPr>
-                    <w:rFonts w:ascii="Cambria Math" w:hAnsi="Cambria Math" w:cs="Cambria Math"/>
-                  </w:rPr>
-                  <m:t>Gen</m:t>
+                  <m:t>qGen</m:t>
                 </m:r>
               </m:sub>
             </m:sSub>
@@ -6353,11 +5946,42 @@
           <w:rFonts w:eastAsiaTheme="minorEastAsia"/>
         </w:rPr>
         <w:tab/>
-        <w:t>(5)</w:t>
+        <w:t>(</w:t>
+      </w:r>
+      <w:r>
+        <w:rPr>
+          <w:rFonts w:eastAsiaTheme="minorEastAsia"/>
+        </w:rPr>
+        <w:t>3-b</w:t>
+      </w:r>
+      <w:r>
+        <w:rPr>
+          <w:rFonts w:eastAsiaTheme="minorEastAsia"/>
+        </w:rPr>
+        <w:t>)</w:t>
       </w:r>
     </w:p>
     <w:p>
       <w:pPr>
+        <w:pStyle w:val="ListParagraph"/>
+        <w:numPr>
+          <w:ilvl w:val="0"/>
+          <w:numId w:val="23"/>
+        </w:numPr>
+        <w:rPr>
+          <w:rFonts w:eastAsiaTheme="minorEastAsia"/>
+        </w:rPr>
+      </w:pPr>
+      <w:r>
+        <w:t xml:space="preserve">Formulating FF_shift </w:t>
+      </w:r>
+      <w:r>
+        <w:t>for net energy balance cost</w:t>
+      </w:r>
+    </w:p>
+    <w:p>
+      <w:pPr>
+        <w:ind w:left="360"/>
         <w:rPr>
           <w:rFonts w:eastAsiaTheme="minorEastAsia"/>
         </w:rPr>
@@ -6589,22 +6213,54 @@
           <w:rFonts w:eastAsiaTheme="minorEastAsia"/>
         </w:rPr>
         <w:tab/>
-        <w:t>(6)</w:t>
-      </w:r>
-    </w:p>
-    <w:p>
-      <w:pPr>
+        <w:t>(</w:t>
+      </w:r>
+      <w:r>
         <w:rPr>
           <w:rFonts w:eastAsiaTheme="minorEastAsia"/>
         </w:rPr>
-      </w:pPr>
-    </w:p>
-    <w:p>
-      <w:pPr>
+        <w:t>4</w:t>
+      </w:r>
+      <w:r>
         <w:rPr>
           <w:rFonts w:eastAsiaTheme="minorEastAsia"/>
         </w:rPr>
-      </w:pPr>
+        <w:t>)</w:t>
+      </w:r>
+    </w:p>
+    <w:p>
+      <w:pPr>
+        <w:rPr>
+          <w:rFonts w:eastAsiaTheme="minorEastAsia"/>
+        </w:rPr>
+      </w:pPr>
+    </w:p>
+    <w:p>
+      <w:pPr>
+        <w:pStyle w:val="ListParagraph"/>
+        <w:numPr>
+          <w:ilvl w:val="0"/>
+          <w:numId w:val="23"/>
+        </w:numPr>
+        <w:rPr>
+          <w:rFonts w:eastAsiaTheme="minorEastAsia"/>
+        </w:rPr>
+      </w:pPr>
+      <w:r>
+        <w:rPr>
+          <w:rFonts w:eastAsiaTheme="minorEastAsia"/>
+        </w:rPr>
+        <w:t xml:space="preserve">Formulating contribution of </w:t>
+      </w:r>
+      <w:r>
+        <w:t>generation</w:t>
+      </w:r>
+      <w:r>
+        <w:t>, consumption and ESS</w:t>
+      </w:r>
+      <w:r>
+        <w:t xml:space="preserve"> separately to the FF.</w:t>
+      </w:r>
     </w:p>
     <w:p>
       <w:pPr>
@@ -6644,13 +6300,7 @@
                   <w:rPr>
                     <w:rFonts w:ascii="Cambria Math" w:hAnsi="Cambria Math" w:cs="Cambria Math"/>
                   </w:rPr>
-                  <m:t>contribution,</m:t>
-                </m:r>
-                <m:r>
-                  <w:rPr>
-                    <w:rFonts w:ascii="Cambria Math" w:hAnsi="Cambria Math" w:cs="Cambria Math"/>
-                  </w:rPr>
-                  <m:t>q</m:t>
+                  <m:t>contribution,q</m:t>
                 </m:r>
               </m:e>
               <m:sub>
@@ -7327,13 +6977,25 @@
           <w:rFonts w:eastAsiaTheme="minorEastAsia"/>
         </w:rPr>
         <w:tab/>
-        <w:t>(7)</w:t>
+        <w:t>(</w:t>
+      </w:r>
+      <w:r>
+        <w:rPr>
+          <w:rFonts w:eastAsiaTheme="minorEastAsia"/>
+        </w:rPr>
+        <w:t>5-a</w:t>
+      </w:r>
+      <w:r>
+        <w:rPr>
+          <w:rFonts w:eastAsiaTheme="minorEastAsia"/>
+        </w:rPr>
+        <w:t>)</w:t>
       </w:r>
     </w:p>
     <w:p>
       <w:pPr>
         <w:rPr>
-          <w:rFonts w:eastAsiaTheme="minorEastAsia" w:hint="cs"/>
+          <w:rFonts w:eastAsiaTheme="minorEastAsia"/>
           <w:iCs/>
           <w:rtl/>
           <w:lang w:bidi="fa-IR"/>
@@ -8064,7 +7726,21 @@
           <w:rFonts w:eastAsiaTheme="minorEastAsia"/>
           <w:iCs/>
         </w:rPr>
-        <w:t>(8)</w:t>
+        <w:t>(</w:t>
+      </w:r>
+      <w:r>
+        <w:rPr>
+          <w:rFonts w:eastAsiaTheme="minorEastAsia"/>
+          <w:iCs/>
+        </w:rPr>
+        <w:t>5-b</w:t>
+      </w:r>
+      <w:r>
+        <w:rPr>
+          <w:rFonts w:eastAsiaTheme="minorEastAsia"/>
+          <w:iCs/>
+        </w:rPr>
+        <w:t>)</w:t>
       </w:r>
     </w:p>
     <w:p>
@@ -8788,7 +8464,19 @@
           <w:rFonts w:eastAsiaTheme="minorEastAsia"/>
         </w:rPr>
         <w:tab/>
-        <w:t>(9)</w:t>
+        <w:t>(</w:t>
+      </w:r>
+      <w:r>
+        <w:rPr>
+          <w:rFonts w:eastAsiaTheme="minorEastAsia"/>
+        </w:rPr>
+        <w:t>5-c</w:t>
+      </w:r>
+      <w:r>
+        <w:rPr>
+          <w:rFonts w:eastAsiaTheme="minorEastAsia"/>
+        </w:rPr>
+        <w:t>)</w:t>
       </w:r>
     </w:p>
     <w:p>
@@ -8866,15 +8554,7 @@
     </w:p>
     <w:p>
       <w:r>
-        <w:t xml:space="preserve">(S) It </w:t>
-      </w:r>
-      <w:proofErr w:type="gramStart"/>
-      <w:r>
-        <w:t>takes into account</w:t>
-      </w:r>
-      <w:proofErr w:type="gramEnd"/>
-      <w:r>
-        <w:t xml:space="preserve"> the operational cost savings. </w:t>
+        <w:t xml:space="preserve">(S) It takes into account the operational cost savings. </w:t>
       </w:r>
     </w:p>
     <w:p>
@@ -8887,48 +8567,12 @@
     </w:p>
     <w:p>
       <w:r>
-        <w:t>- Annual PC varies due to electricity</w:t>
-      </w:r>
-      <w:r>
-        <w:t xml:space="preserve"> </w:t>
-      </w:r>
-      <w:r>
-        <w:t>time of use (</w:t>
-      </w:r>
-      <w:proofErr w:type="spellStart"/>
-      <w:r>
-        <w:t>ToU</w:t>
-      </w:r>
-      <w:proofErr w:type="spellEnd"/>
-      <w:r>
-        <w:t>) tariffs.</w:t>
+        <w:t>- Annual PC varies due to electricity time of use (ToU) tariffs.</w:t>
       </w:r>
     </w:p>
     <w:p>
       <w:r>
-        <w:t xml:space="preserve">- FF maximizes as PC → </w:t>
-      </w:r>
-      <w:proofErr w:type="spellStart"/>
-      <w:r>
-        <w:t>PCmin</w:t>
-      </w:r>
-      <w:proofErr w:type="spellEnd"/>
-      <w:r>
-        <w:t xml:space="preserve"> if all</w:t>
-      </w:r>
-      <w:r>
-        <w:t xml:space="preserve"> </w:t>
-      </w:r>
-      <w:r>
-        <w:t xml:space="preserve">heating is done during cheapest </w:t>
-      </w:r>
-      <w:proofErr w:type="spellStart"/>
-      <w:r>
-        <w:t>ToU</w:t>
-      </w:r>
-      <w:proofErr w:type="spellEnd"/>
-      <w:r>
-        <w:t>.</w:t>
+        <w:t>- FF maximizes as PC → PCmin if all heating is done during cheapest ToU.</w:t>
       </w:r>
     </w:p>
     <w:p/>
@@ -9101,7 +8745,19 @@
           <w:rFonts w:eastAsiaTheme="minorEastAsia"/>
         </w:rPr>
         <w:tab/>
-        <w:t>(10)</w:t>
+        <w:t>(</w:t>
+      </w:r>
+      <w:r>
+        <w:rPr>
+          <w:rFonts w:eastAsiaTheme="minorEastAsia"/>
+        </w:rPr>
+        <w:t>6</w:t>
+      </w:r>
+      <w:r>
+        <w:rPr>
+          <w:rFonts w:eastAsiaTheme="minorEastAsia"/>
+        </w:rPr>
+        <w:t>)</w:t>
       </w:r>
     </w:p>
     <w:p>
@@ -9126,16 +8782,8 @@
         <w:rPr>
           <w:highlight w:val="yellow"/>
         </w:rPr>
-        <w:t xml:space="preserve">per </w:t>
-      </w:r>
-      <w:proofErr w:type="gramStart"/>
-      <w:r>
-        <w:rPr>
-          <w:highlight w:val="yellow"/>
-        </w:rPr>
-        <w:t>year</w:t>
-      </w:r>
-      <w:proofErr w:type="gramEnd"/>
+        <w:t>per year</w:t>
+      </w:r>
     </w:p>
     <w:p>
       <w:pPr>
@@ -9173,15 +8821,7 @@
         </m:sSub>
       </m:oMath>
       <w:r>
-        <w:t xml:space="preserve">, Equation (24)) is used to quantify the building flexibility in terms of procurement costs avoided (cost savings) [66]. The minimum value 0 is reached when the electricity </w:t>
-      </w:r>
-      <w:proofErr w:type="gramStart"/>
-      <w:r>
-        <w:t>required</w:t>
-      </w:r>
-      <w:proofErr w:type="gramEnd"/>
-      <w:r>
-        <w:t xml:space="preserve"> is used at the time with the highest price while the maximum value 1 is achieved at the time with the lowest price. Although the authors use this KPI to evaluate the ability to shift the heat pump electric load, it can be used to investigate the flexibility of any other electrical equipment. </w:t>
+        <w:t xml:space="preserve">, Equation (24)) is used to quantify the building flexibility in terms of procurement costs avoided (cost savings) [66]. The minimum value 0 is reached when the electricity required is used at the time with the highest price while the maximum value 1 is achieved at the time with the lowest price. Although the authors use this KPI to evaluate the ability to shift the heat pump electric load, it can be used to investigate the flexibility of any other electrical equipment. </w:t>
       </w:r>
     </w:p>
     <w:p>
@@ -9240,7 +8880,6 @@
       <w:r>
         <w:t xml:space="preserve">distributed in </w:t>
       </w:r>
-      <w:proofErr w:type="spellStart"/>
       <w:r>
         <w:rPr>
           <w:i/>
@@ -9248,7 +8887,6 @@
         </w:rPr>
         <w:t>lpt</w:t>
       </w:r>
-      <w:proofErr w:type="spellEnd"/>
       <w:r>
         <w:t xml:space="preserve"> </w:t>
       </w:r>
@@ -9258,7 +8896,6 @@
       <w:r>
         <w:t xml:space="preserve"> when we have different price values in </w:t>
       </w:r>
-      <w:proofErr w:type="spellStart"/>
       <w:r>
         <w:rPr>
           <w:i/>
@@ -9266,7 +8903,6 @@
         </w:rPr>
         <w:t>lpt</w:t>
       </w:r>
-      <w:proofErr w:type="spellEnd"/>
       <w:r>
         <w:rPr>
           <w:i/>
@@ -9294,7 +8930,6 @@
       <w:r>
         <w:t xml:space="preserve">How long is the </w:t>
       </w:r>
-      <w:proofErr w:type="spellStart"/>
       <w:r>
         <w:rPr>
           <w:i/>
@@ -9302,17 +8937,11 @@
         </w:rPr>
         <w:t>lpt</w:t>
       </w:r>
-      <w:proofErr w:type="spellEnd"/>
       <w:r>
         <w:t xml:space="preserve"> </w:t>
       </w:r>
-      <w:proofErr w:type="gramStart"/>
-      <w:r>
-        <w:t>time frame</w:t>
-      </w:r>
-      <w:proofErr w:type="gramEnd"/>
-      <w:r>
-        <w:t>? Is it calculated yearly or daily?</w:t>
+      <w:r>
+        <w:t>time frame? Is it calculated yearly or daily?</w:t>
       </w:r>
     </w:p>
     <w:p>
@@ -9416,10 +9045,7 @@
         </m:sSub>
       </m:oMath>
       <w:r>
-        <w:t xml:space="preserve"> </w:t>
-      </w:r>
-      <w:r>
-        <w:t xml:space="preserve">(volume) </w:t>
+        <w:t xml:space="preserve"> (volume) </w:t>
       </w:r>
     </w:p>
     <w:p>
@@ -9437,27 +9063,12 @@
     </w:p>
     <w:p>
       <w:r>
-        <w:t xml:space="preserve">Ability to shift the heat pump electric load from peak to off-peak hours in terms of energy shifted compared to a reference </w:t>
-      </w:r>
-      <w:proofErr w:type="gramStart"/>
-      <w:r>
-        <w:t>profile</w:t>
-      </w:r>
-      <w:proofErr w:type="gramEnd"/>
+        <w:t>Ability to shift the heat pump electric load from peak to off-peak hours in terms of energy shifted compared to a reference profile</w:t>
+      </w:r>
     </w:p>
     <w:p>
       <w:r>
-        <w:t xml:space="preserve">- </w:t>
-      </w:r>
-      <w:proofErr w:type="spellStart"/>
-      <w:proofErr w:type="gramStart"/>
-      <w:r>
-        <w:t>FFPC,ref</w:t>
-      </w:r>
-      <w:proofErr w:type="spellEnd"/>
-      <w:proofErr w:type="gramEnd"/>
-      <w:r>
-        <w:t>: flexibility in terms of PC for a</w:t>
+        <w:t>- FFPC,ref: flexibility in terms of PC for a</w:t>
       </w:r>
       <w:r>
         <w:t xml:space="preserve"> </w:t>
@@ -10166,7 +9777,19 @@
           <w:rFonts w:eastAsiaTheme="minorEastAsia"/>
         </w:rPr>
         <w:tab/>
-        <w:t>(11)</w:t>
+        <w:t>(</w:t>
+      </w:r>
+      <w:r>
+        <w:rPr>
+          <w:rFonts w:eastAsiaTheme="minorEastAsia"/>
+        </w:rPr>
+        <w:t>7</w:t>
+      </w:r>
+      <w:r>
+        <w:rPr>
+          <w:rFonts w:eastAsiaTheme="minorEastAsia"/>
+        </w:rPr>
+        <w:t>)</w:t>
       </w:r>
     </w:p>
     <w:p>
@@ -10223,10 +9846,25 @@
         <w:pStyle w:val="Style5"/>
       </w:pPr>
       <w:r>
-        <w:t xml:space="preserve">New </w:t>
-      </w:r>
-      <w:r>
-        <w:t>formulations:</w:t>
+        <w:t>New formulations:</w:t>
+      </w:r>
+    </w:p>
+    <w:p>
+      <w:pPr>
+        <w:pStyle w:val="ListParagraph"/>
+        <w:numPr>
+          <w:ilvl w:val="0"/>
+          <w:numId w:val="23"/>
+        </w:numPr>
+        <w:rPr>
+          <w:rFonts w:eastAsiaTheme="minorEastAsia"/>
+        </w:rPr>
+      </w:pPr>
+      <w:r>
+        <w:t>Formulating FF_shift for net energy balance cost</w:t>
+      </w:r>
+      <w:r>
+        <w:t xml:space="preserve"> (mentioned earlier)</w:t>
       </w:r>
     </w:p>
     <w:p>
@@ -10462,7 +10100,19 @@
           <w:rFonts w:eastAsiaTheme="minorEastAsia"/>
         </w:rPr>
         <w:tab/>
-        <w:t>(6)</w:t>
+        <w:t>(</w:t>
+      </w:r>
+      <w:r>
+        <w:rPr>
+          <w:rFonts w:eastAsiaTheme="minorEastAsia"/>
+        </w:rPr>
+        <w:t>4</w:t>
+      </w:r>
+      <w:r>
+        <w:rPr>
+          <w:rFonts w:eastAsiaTheme="minorEastAsia"/>
+        </w:rPr>
+        <w:t>)</w:t>
       </w:r>
     </w:p>
     <w:p>
@@ -10540,6 +10190,119 @@
     </w:lvl>
   </w:abstractNum>
   <w:abstractNum w:abstractNumId="3" w15:restartNumberingAfterBreak="0">
+    <w:nsid w:val="087E68C0"/>
+    <w:multiLevelType w:val="hybridMultilevel"/>
+    <w:tmpl w:val="8594276A"/>
+    <w:lvl w:ilvl="0" w:tplc="04090001">
+      <w:start w:val="1"/>
+      <w:numFmt w:val="bullet"/>
+      <w:lvlText w:val=""/>
+      <w:lvlJc w:val="left"/>
+      <w:pPr>
+        <w:ind w:left="720" w:hanging="360"/>
+      </w:pPr>
+      <w:rPr>
+        <w:rFonts w:ascii="Symbol" w:hAnsi="Symbol" w:hint="default"/>
+      </w:rPr>
+    </w:lvl>
+    <w:lvl w:ilvl="1" w:tplc="04090003" w:tentative="1">
+      <w:start w:val="1"/>
+      <w:numFmt w:val="bullet"/>
+      <w:lvlText w:val="o"/>
+      <w:lvlJc w:val="left"/>
+      <w:pPr>
+        <w:ind w:left="1440" w:hanging="360"/>
+      </w:pPr>
+      <w:rPr>
+        <w:rFonts w:ascii="Courier New" w:hAnsi="Courier New" w:cs="Courier New" w:hint="default"/>
+      </w:rPr>
+    </w:lvl>
+    <w:lvl w:ilvl="2" w:tplc="04090005" w:tentative="1">
+      <w:start w:val="1"/>
+      <w:numFmt w:val="bullet"/>
+      <w:lvlText w:val=""/>
+      <w:lvlJc w:val="left"/>
+      <w:pPr>
+        <w:ind w:left="2160" w:hanging="360"/>
+      </w:pPr>
+      <w:rPr>
+        <w:rFonts w:ascii="Wingdings" w:hAnsi="Wingdings" w:hint="default"/>
+      </w:rPr>
+    </w:lvl>
+    <w:lvl w:ilvl="3" w:tplc="04090001" w:tentative="1">
+      <w:start w:val="1"/>
+      <w:numFmt w:val="bullet"/>
+      <w:lvlText w:val=""/>
+      <w:lvlJc w:val="left"/>
+      <w:pPr>
+        <w:ind w:left="2880" w:hanging="360"/>
+      </w:pPr>
+      <w:rPr>
+        <w:rFonts w:ascii="Symbol" w:hAnsi="Symbol" w:hint="default"/>
+      </w:rPr>
+    </w:lvl>
+    <w:lvl w:ilvl="4" w:tplc="04090003" w:tentative="1">
+      <w:start w:val="1"/>
+      <w:numFmt w:val="bullet"/>
+      <w:lvlText w:val="o"/>
+      <w:lvlJc w:val="left"/>
+      <w:pPr>
+        <w:ind w:left="3600" w:hanging="360"/>
+      </w:pPr>
+      <w:rPr>
+        <w:rFonts w:ascii="Courier New" w:hAnsi="Courier New" w:cs="Courier New" w:hint="default"/>
+      </w:rPr>
+    </w:lvl>
+    <w:lvl w:ilvl="5" w:tplc="04090005" w:tentative="1">
+      <w:start w:val="1"/>
+      <w:numFmt w:val="bullet"/>
+      <w:lvlText w:val=""/>
+      <w:lvlJc w:val="left"/>
+      <w:pPr>
+        <w:ind w:left="4320" w:hanging="360"/>
+      </w:pPr>
+      <w:rPr>
+        <w:rFonts w:ascii="Wingdings" w:hAnsi="Wingdings" w:hint="default"/>
+      </w:rPr>
+    </w:lvl>
+    <w:lvl w:ilvl="6" w:tplc="04090001" w:tentative="1">
+      <w:start w:val="1"/>
+      <w:numFmt w:val="bullet"/>
+      <w:lvlText w:val=""/>
+      <w:lvlJc w:val="left"/>
+      <w:pPr>
+        <w:ind w:left="5040" w:hanging="360"/>
+      </w:pPr>
+      <w:rPr>
+        <w:rFonts w:ascii="Symbol" w:hAnsi="Symbol" w:hint="default"/>
+      </w:rPr>
+    </w:lvl>
+    <w:lvl w:ilvl="7" w:tplc="04090003" w:tentative="1">
+      <w:start w:val="1"/>
+      <w:numFmt w:val="bullet"/>
+      <w:lvlText w:val="o"/>
+      <w:lvlJc w:val="left"/>
+      <w:pPr>
+        <w:ind w:left="5760" w:hanging="360"/>
+      </w:pPr>
+      <w:rPr>
+        <w:rFonts w:ascii="Courier New" w:hAnsi="Courier New" w:cs="Courier New" w:hint="default"/>
+      </w:rPr>
+    </w:lvl>
+    <w:lvl w:ilvl="8" w:tplc="04090005" w:tentative="1">
+      <w:start w:val="1"/>
+      <w:numFmt w:val="bullet"/>
+      <w:lvlText w:val=""/>
+      <w:lvlJc w:val="left"/>
+      <w:pPr>
+        <w:ind w:left="6480" w:hanging="360"/>
+      </w:pPr>
+      <w:rPr>
+        <w:rFonts w:ascii="Wingdings" w:hAnsi="Wingdings" w:hint="default"/>
+      </w:rPr>
+    </w:lvl>
+  </w:abstractNum>
+  <w:abstractNum w:abstractNumId="4" w15:restartNumberingAfterBreak="0">
     <w:nsid w:val="0C2344EE"/>
     <w:multiLevelType w:val="multilevel"/>
     <w:tmpl w:val="0409001D"/>
@@ -10625,7 +10388,7 @@
       </w:pPr>
     </w:lvl>
   </w:abstractNum>
-  <w:abstractNum w:abstractNumId="4" w15:restartNumberingAfterBreak="0">
+  <w:abstractNum w:abstractNumId="5" w15:restartNumberingAfterBreak="0">
     <w:nsid w:val="1CC44AB1"/>
     <w:multiLevelType w:val="hybridMultilevel"/>
     <w:tmpl w:val="6BF033F6"/>
@@ -10738,7 +10501,7 @@
       </w:rPr>
     </w:lvl>
   </w:abstractNum>
-  <w:abstractNum w:abstractNumId="5" w15:restartNumberingAfterBreak="0">
+  <w:abstractNum w:abstractNumId="6" w15:restartNumberingAfterBreak="0">
     <w:nsid w:val="22111057"/>
     <w:multiLevelType w:val="hybridMultilevel"/>
     <w:tmpl w:val="BAE2E676"/>
@@ -10827,7 +10590,7 @@
       </w:pPr>
     </w:lvl>
   </w:abstractNum>
-  <w:abstractNum w:abstractNumId="6" w15:restartNumberingAfterBreak="0">
+  <w:abstractNum w:abstractNumId="7" w15:restartNumberingAfterBreak="0">
     <w:nsid w:val="29A552EC"/>
     <w:multiLevelType w:val="multilevel"/>
     <w:tmpl w:val="0409001D"/>
@@ -10913,7 +10676,7 @@
       </w:pPr>
     </w:lvl>
   </w:abstractNum>
-  <w:abstractNum w:abstractNumId="7" w15:restartNumberingAfterBreak="0">
+  <w:abstractNum w:abstractNumId="8" w15:restartNumberingAfterBreak="0">
     <w:nsid w:val="30630BD4"/>
     <w:multiLevelType w:val="multilevel"/>
     <w:tmpl w:val="563A5992"/>
@@ -11001,7 +10764,7 @@
       </w:pPr>
     </w:lvl>
   </w:abstractNum>
-  <w:abstractNum w:abstractNumId="8" w15:restartNumberingAfterBreak="0">
+  <w:abstractNum w:abstractNumId="9" w15:restartNumberingAfterBreak="0">
     <w:nsid w:val="557A75C1"/>
     <w:multiLevelType w:val="hybridMultilevel"/>
     <w:tmpl w:val="94922A90"/>
@@ -11114,7 +10877,7 @@
       </w:rPr>
     </w:lvl>
   </w:abstractNum>
-  <w:abstractNum w:abstractNumId="9" w15:restartNumberingAfterBreak="0">
+  <w:abstractNum w:abstractNumId="10" w15:restartNumberingAfterBreak="0">
     <w:nsid w:val="65485927"/>
     <w:multiLevelType w:val="hybridMultilevel"/>
     <w:tmpl w:val="E7C2B35C"/>
@@ -11227,7 +10990,7 @@
       </w:rPr>
     </w:lvl>
   </w:abstractNum>
-  <w:abstractNum w:abstractNumId="10" w15:restartNumberingAfterBreak="0">
+  <w:abstractNum w:abstractNumId="11" w15:restartNumberingAfterBreak="0">
     <w:nsid w:val="6E4C2706"/>
     <w:multiLevelType w:val="multilevel"/>
     <w:tmpl w:val="0409001D"/>
@@ -11313,7 +11076,7 @@
       </w:pPr>
     </w:lvl>
   </w:abstractNum>
-  <w:abstractNum w:abstractNumId="11" w15:restartNumberingAfterBreak="0">
+  <w:abstractNum w:abstractNumId="12" w15:restartNumberingAfterBreak="0">
     <w:nsid w:val="77AA0700"/>
     <w:multiLevelType w:val="hybridMultilevel"/>
     <w:tmpl w:val="7ADCB784"/>
@@ -11427,49 +11190,49 @@
     </w:lvl>
   </w:abstractNum>
   <w:num w:numId="1" w16cid:durableId="398405378">
+    <w:abstractNumId w:val="5"/>
+  </w:num>
+  <w:num w:numId="2" w16cid:durableId="902983077">
+    <w:abstractNumId w:val="6"/>
+  </w:num>
+  <w:num w:numId="3" w16cid:durableId="1670134803">
+    <w:abstractNumId w:val="12"/>
+  </w:num>
+  <w:num w:numId="4" w16cid:durableId="768618093">
+    <w:abstractNumId w:val="9"/>
+  </w:num>
+  <w:num w:numId="5" w16cid:durableId="641077049">
+    <w:abstractNumId w:val="8"/>
+  </w:num>
+  <w:num w:numId="6" w16cid:durableId="1728719905">
+    <w:abstractNumId w:val="7"/>
+  </w:num>
+  <w:num w:numId="7" w16cid:durableId="824584703">
     <w:abstractNumId w:val="4"/>
   </w:num>
-  <w:num w:numId="2" w16cid:durableId="902983077">
-    <w:abstractNumId w:val="5"/>
-  </w:num>
-  <w:num w:numId="3" w16cid:durableId="1670134803">
+  <w:num w:numId="8" w16cid:durableId="182400249">
     <w:abstractNumId w:val="11"/>
-  </w:num>
-  <w:num w:numId="4" w16cid:durableId="768618093">
-    <w:abstractNumId w:val="8"/>
-  </w:num>
-  <w:num w:numId="5" w16cid:durableId="641077049">
-    <w:abstractNumId w:val="7"/>
-  </w:num>
-  <w:num w:numId="6" w16cid:durableId="1728719905">
-    <w:abstractNumId w:val="6"/>
-  </w:num>
-  <w:num w:numId="7" w16cid:durableId="824584703">
-    <w:abstractNumId w:val="3"/>
-  </w:num>
-  <w:num w:numId="8" w16cid:durableId="182400249">
-    <w:abstractNumId w:val="10"/>
   </w:num>
   <w:num w:numId="9" w16cid:durableId="1620454741">
     <w:abstractNumId w:val="2"/>
   </w:num>
   <w:num w:numId="10" w16cid:durableId="1821917266">
-    <w:abstractNumId w:val="7"/>
+    <w:abstractNumId w:val="8"/>
   </w:num>
   <w:num w:numId="11" w16cid:durableId="1192572839">
-    <w:abstractNumId w:val="7"/>
+    <w:abstractNumId w:val="8"/>
   </w:num>
   <w:num w:numId="12" w16cid:durableId="1440369102">
-    <w:abstractNumId w:val="7"/>
+    <w:abstractNumId w:val="8"/>
   </w:num>
   <w:num w:numId="13" w16cid:durableId="1357656225">
-    <w:abstractNumId w:val="7"/>
+    <w:abstractNumId w:val="8"/>
   </w:num>
   <w:num w:numId="14" w16cid:durableId="1980187974">
-    <w:abstractNumId w:val="7"/>
+    <w:abstractNumId w:val="8"/>
   </w:num>
   <w:num w:numId="15" w16cid:durableId="424617493">
-    <w:abstractNumId w:val="7"/>
+    <w:abstractNumId w:val="8"/>
     <w:lvlOverride w:ilvl="0">
       <w:startOverride w:val="1"/>
     </w:lvlOverride>
@@ -11499,7 +11262,7 @@
     </w:lvlOverride>
   </w:num>
   <w:num w:numId="16" w16cid:durableId="2032602936">
-    <w:abstractNumId w:val="7"/>
+    <w:abstractNumId w:val="8"/>
     <w:lvlOverride w:ilvl="0">
       <w:startOverride w:val="1"/>
     </w:lvlOverride>
@@ -11529,7 +11292,7 @@
     </w:lvlOverride>
   </w:num>
   <w:num w:numId="17" w16cid:durableId="49235791">
-    <w:abstractNumId w:val="9"/>
+    <w:abstractNumId w:val="10"/>
   </w:num>
   <w:num w:numId="18" w16cid:durableId="333454573">
     <w:abstractNumId w:val="1"/>
@@ -11548,6 +11311,9 @@
   </w:num>
   <w:num w:numId="22" w16cid:durableId="1441535674">
     <w:abstractNumId w:val="0"/>
+  </w:num>
+  <w:num w:numId="23" w16cid:durableId="1710687685">
+    <w:abstractNumId w:val="3"/>
   </w:num>
 </w:numbering>
 </file>
@@ -12155,6 +11921,7 @@
   <w:style w:type="character" w:default="1" w:styleId="DefaultParagraphFont">
     <w:name w:val="Default Paragraph Font"/>
     <w:uiPriority w:val="1"/>
+    <w:semiHidden/>
     <w:unhideWhenUsed/>
   </w:style>
   <w:style w:type="table" w:default="1" w:styleId="TableNormal">
